--- a/1. Software y Hardware/1.3 Construcción/1.3.4 Pruebas/1.3.4.4 SRICA_042_000 -  Informe de Pruebas.docx
+++ b/1. Software y Hardware/1.3 Construcción/1.3.4 Pruebas/1.3.4.4 SRICA_042_000 -  Informe de Pruebas.docx
@@ -179,25 +179,7 @@
           <w:sz w:val="32"/>
           <w:szCs w:val="32"/>
         </w:rPr>
-        <w:t xml:space="preserve">“Uso de Sistema de Reconocimiento de Iris basado en Deep </w:t>
-      </w:r>
-      <w:proofErr w:type="spellStart"/>
-      <w:r>
-        <w:rPr>
-          <w:rFonts w:ascii="Arial" w:hAnsi="Arial" w:cs="Arial"/>
-          <w:sz w:val="32"/>
-          <w:szCs w:val="32"/>
-        </w:rPr>
-        <w:t>Learning</w:t>
-      </w:r>
-      <w:proofErr w:type="spellEnd"/>
-      <w:r>
-        <w:rPr>
-          <w:rFonts w:ascii="Arial" w:hAnsi="Arial" w:cs="Arial"/>
-          <w:sz w:val="32"/>
-          <w:szCs w:val="32"/>
-        </w:rPr>
-        <w:t xml:space="preserve"> para la identificación humana en el control de acceso al área de Tesorería del Gobierno Regional de Tacna – Tacna 2020”</w:t>
+        <w:t>“Uso de Sistema de Reconocimiento de Iris basado en Deep Learning para la identificación humana en el control de acceso al área de Tesorería del Gobierno Regional de Tacna – Tacna 2020”</w:t>
       </w:r>
     </w:p>
     <w:p>
@@ -755,21 +737,7 @@
               <w:rPr>
                 <w:rFonts w:ascii="Arial" w:hAnsi="Arial" w:cs="Arial"/>
               </w:rPr>
-              <w:t xml:space="preserve">Uso de Sistema de Reconocimiento de Iris basado en Deep </w:t>
-            </w:r>
-            <w:proofErr w:type="spellStart"/>
-            <w:r>
-              <w:rPr>
-                <w:rFonts w:ascii="Arial" w:hAnsi="Arial" w:cs="Arial"/>
-              </w:rPr>
-              <w:t>Learning</w:t>
-            </w:r>
-            <w:proofErr w:type="spellEnd"/>
-            <w:r>
-              <w:rPr>
-                <w:rFonts w:ascii="Arial" w:hAnsi="Arial" w:cs="Arial"/>
-              </w:rPr>
-              <w:t xml:space="preserve"> para la identificación humana en el control de acceso al área de Tesorería del Gobierno Regional de Tacna – Tacna 2020.</w:t>
+              <w:t>Uso de Sistema de Reconocimiento de Iris basado en Deep Learning para la identificación humana en el control de acceso al área de Tesorería del Gobierno Regional de Tacna – Tacna 2020.</w:t>
             </w:r>
           </w:p>
         </w:tc>
@@ -6268,13 +6236,14 @@
                       <w:b/>
                       <w:bCs/>
                     </w:rPr>
-                    <w:t>S.O.</w:t>
+                    <w:t>Prueba</w:t>
                   </w:r>
                 </w:p>
               </w:tc>
               <w:tc>
                 <w:tcPr>
                   <w:tcW w:w="6273" w:type="dxa"/>
+                  <w:shd w:val="clear" w:color="auto" w:fill="auto"/>
                   <w:vAlign w:val="center"/>
                 </w:tcPr>
                 <w:p>
@@ -6293,9 +6262,26 @@
                       <w:b/>
                       <w:bCs/>
                     </w:rPr>
-                    <w:t>CentOS 7</w:t>
-                  </w:r>
-                </w:p>
+                    <w:t xml:space="preserve">Inicialización </w:t>
+                  </w:r>
+                  <w:r>
+                    <w:rPr>
+                      <w:rFonts w:ascii="Arial" w:hAnsi="Arial" w:cs="Arial"/>
+                      <w:b/>
+                      <w:bCs/>
+                    </w:rPr>
+                    <w:t>base de datos MySQL</w:t>
+                  </w:r>
+                </w:p>
+              </w:tc>
+            </w:tr>
+            <w:tr>
+              <w:tc>
+                <w:tcPr>
+                  <w:tcW w:w="1718" w:type="dxa"/>
+                  <w:shd w:val="clear" w:color="auto" w:fill="D9D9D9" w:themeFill="background1" w:themeFillShade="D9"/>
+                  <w:vAlign w:val="center"/>
+                </w:tcPr>
                 <w:p>
                   <w:pPr>
                     <w:spacing w:after="240" w:line="360" w:lineRule="auto"/>
@@ -6308,13 +6294,36 @@
                   </w:pPr>
                   <w:r>
                     <w:rPr>
+                      <w:rFonts w:ascii="Arial" w:hAnsi="Arial" w:cs="Arial"/>
+                      <w:b/>
+                      <w:bCs/>
+                    </w:rPr>
+                    <w:t>Resultado</w:t>
+                  </w:r>
+                </w:p>
+              </w:tc>
+              <w:tc>
+                <w:tcPr>
+                  <w:tcW w:w="6273" w:type="dxa"/>
+                  <w:shd w:val="clear" w:color="auto" w:fill="auto"/>
+                  <w:vAlign w:val="center"/>
+                </w:tcPr>
+                <w:p>
+                  <w:pPr>
+                    <w:spacing w:after="240" w:line="360" w:lineRule="auto"/>
+                    <w:rPr>
                       <w:noProof/>
                     </w:rPr>
+                  </w:pPr>
+                  <w:r>
+                    <w:rPr>
+                      <w:noProof/>
+                    </w:rPr>
                     <w:drawing>
-                      <wp:inline distT="0" distB="0" distL="0" distR="0" wp14:anchorId="1C4032BE" wp14:editId="65E75898">
-                        <wp:extent cx="3429000" cy="1095375"/>
-                        <wp:effectExtent l="0" t="0" r="0" b="9525"/>
-                        <wp:docPr id="2" name="Imagen 2"/>
+                      <wp:inline distT="0" distB="0" distL="0" distR="0" wp14:anchorId="651F9012" wp14:editId="434AD463">
+                        <wp:extent cx="3811270" cy="2569296"/>
+                        <wp:effectExtent l="0" t="0" r="0" b="2540"/>
+                        <wp:docPr id="24" name="Imagen 24"/>
                         <wp:cNvGraphicFramePr>
                           <a:graphicFrameLocks xmlns:a="http://schemas.openxmlformats.org/drawingml/2006/main" noChangeAspect="1"/>
                         </wp:cNvGraphicFramePr>
@@ -6334,58 +6343,7 @@
                               <pic:spPr>
                                 <a:xfrm>
                                   <a:off x="0" y="0"/>
-                                  <a:ext cx="3429000" cy="1095375"/>
-                                </a:xfrm>
-                                <a:prstGeom prst="rect">
-                                  <a:avLst/>
-                                </a:prstGeom>
-                              </pic:spPr>
-                            </pic:pic>
-                          </a:graphicData>
-                        </a:graphic>
-                      </wp:inline>
-                    </w:drawing>
-                  </w:r>
-                </w:p>
-                <w:p>
-                  <w:pPr>
-                    <w:spacing w:after="240" w:line="360" w:lineRule="auto"/>
-                    <w:jc w:val="center"/>
-                    <w:rPr>
-                      <w:rFonts w:ascii="Arial" w:hAnsi="Arial" w:cs="Arial"/>
-                      <w:b/>
-                      <w:bCs/>
-                    </w:rPr>
-                  </w:pPr>
-                  <w:r>
-                    <w:rPr>
-                      <w:noProof/>
-                    </w:rPr>
-                    <w:drawing>
-                      <wp:inline distT="0" distB="0" distL="0" distR="0" wp14:anchorId="53CFF4D6" wp14:editId="3CB9F31E">
-                        <wp:extent cx="3623941" cy="1212153"/>
-                        <wp:effectExtent l="0" t="0" r="0" b="7620"/>
-                        <wp:docPr id="4" name="Imagen 4"/>
-                        <wp:cNvGraphicFramePr>
-                          <a:graphicFrameLocks xmlns:a="http://schemas.openxmlformats.org/drawingml/2006/main" noChangeAspect="1"/>
-                        </wp:cNvGraphicFramePr>
-                        <a:graphic xmlns:a="http://schemas.openxmlformats.org/drawingml/2006/main">
-                          <a:graphicData uri="http://schemas.openxmlformats.org/drawingml/2006/picture">
-                            <pic:pic xmlns:pic="http://schemas.openxmlformats.org/drawingml/2006/picture">
-                              <pic:nvPicPr>
-                                <pic:cNvPr id="1" name=""/>
-                                <pic:cNvPicPr/>
-                              </pic:nvPicPr>
-                              <pic:blipFill>
-                                <a:blip r:embed="rId41"/>
-                                <a:stretch>
-                                  <a:fillRect/>
-                                </a:stretch>
-                              </pic:blipFill>
-                              <pic:spPr>
-                                <a:xfrm>
-                                  <a:off x="0" y="0"/>
-                                  <a:ext cx="3658234" cy="1223623"/>
+                                  <a:ext cx="3834395" cy="2584886"/>
                                 </a:xfrm>
                                 <a:prstGeom prst="rect">
                                   <a:avLst/>
@@ -6472,345 +6430,6 @@
                       <w:b/>
                       <w:bCs/>
                     </w:rPr>
-                    <w:t>Inicialización SSL</w:t>
-                  </w:r>
-                </w:p>
-              </w:tc>
-            </w:tr>
-            <w:tr>
-              <w:tc>
-                <w:tcPr>
-                  <w:tcW w:w="1718" w:type="dxa"/>
-                  <w:shd w:val="clear" w:color="auto" w:fill="D9D9D9" w:themeFill="background1" w:themeFillShade="D9"/>
-                  <w:vAlign w:val="center"/>
-                </w:tcPr>
-                <w:p>
-                  <w:pPr>
-                    <w:spacing w:after="240" w:line="360" w:lineRule="auto"/>
-                    <w:jc w:val="center"/>
-                    <w:rPr>
-                      <w:rFonts w:ascii="Arial" w:hAnsi="Arial" w:cs="Arial"/>
-                      <w:b/>
-                      <w:bCs/>
-                    </w:rPr>
-                  </w:pPr>
-                  <w:r>
-                    <w:rPr>
-                      <w:rFonts w:ascii="Arial" w:hAnsi="Arial" w:cs="Arial"/>
-                      <w:b/>
-                      <w:bCs/>
-                    </w:rPr>
-                    <w:t>Resultado</w:t>
-                  </w:r>
-                </w:p>
-              </w:tc>
-              <w:tc>
-                <w:tcPr>
-                  <w:tcW w:w="6273" w:type="dxa"/>
-                  <w:shd w:val="clear" w:color="auto" w:fill="auto"/>
-                  <w:vAlign w:val="center"/>
-                </w:tcPr>
-                <w:p>
-                  <w:pPr>
-                    <w:spacing w:after="240" w:line="360" w:lineRule="auto"/>
-                    <w:jc w:val="center"/>
-                    <w:rPr>
-                      <w:noProof/>
-                    </w:rPr>
-                  </w:pPr>
-                </w:p>
-                <w:p>
-                  <w:pPr>
-                    <w:spacing w:after="240" w:line="360" w:lineRule="auto"/>
-                    <w:jc w:val="center"/>
-                    <w:rPr>
-                      <w:noProof/>
-                    </w:rPr>
-                  </w:pPr>
-                  <w:r>
-                    <w:rPr>
-                      <w:noProof/>
-                    </w:rPr>
-                    <w:drawing>
-                      <wp:inline distT="0" distB="0" distL="0" distR="0" wp14:anchorId="5FA975A6" wp14:editId="599205B1">
-                        <wp:extent cx="3702479" cy="828675"/>
-                        <wp:effectExtent l="0" t="0" r="0" b="0"/>
-                        <wp:docPr id="6" name="Imagen 6"/>
-                        <wp:cNvGraphicFramePr>
-                          <a:graphicFrameLocks xmlns:a="http://schemas.openxmlformats.org/drawingml/2006/main" noChangeAspect="1"/>
-                        </wp:cNvGraphicFramePr>
-                        <a:graphic xmlns:a="http://schemas.openxmlformats.org/drawingml/2006/main">
-                          <a:graphicData uri="http://schemas.openxmlformats.org/drawingml/2006/picture">
-                            <pic:pic xmlns:pic="http://schemas.openxmlformats.org/drawingml/2006/picture">
-                              <pic:nvPicPr>
-                                <pic:cNvPr id="1" name=""/>
-                                <pic:cNvPicPr/>
-                              </pic:nvPicPr>
-                              <pic:blipFill>
-                                <a:blip r:embed="rId42"/>
-                                <a:stretch>
-                                  <a:fillRect/>
-                                </a:stretch>
-                              </pic:blipFill>
-                              <pic:spPr>
-                                <a:xfrm>
-                                  <a:off x="0" y="0"/>
-                                  <a:ext cx="3707940" cy="829897"/>
-                                </a:xfrm>
-                                <a:prstGeom prst="rect">
-                                  <a:avLst/>
-                                </a:prstGeom>
-                              </pic:spPr>
-                            </pic:pic>
-                          </a:graphicData>
-                        </a:graphic>
-                      </wp:inline>
-                    </w:drawing>
-                  </w:r>
-                </w:p>
-              </w:tc>
-            </w:tr>
-          </w:tbl>
-          <w:p>
-            <w:pPr>
-              <w:spacing w:line="360" w:lineRule="auto"/>
-              <w:jc w:val="both"/>
-              <w:rPr>
-                <w:rFonts w:ascii="Arial" w:hAnsi="Arial" w:cs="Arial"/>
-                <w:b/>
-                <w:bCs/>
-              </w:rPr>
-            </w:pPr>
-          </w:p>
-          <w:tbl>
-            <w:tblPr>
-              <w:tblStyle w:val="Tablaconcuadrcula"/>
-              <w:tblW w:w="0" w:type="auto"/>
-              <w:tblInd w:w="0" w:type="dxa"/>
-              <w:tblLook w:val="04A0" w:firstRow="1" w:lastRow="0" w:firstColumn="1" w:lastColumn="0" w:noHBand="0" w:noVBand="1"/>
-            </w:tblPr>
-            <w:tblGrid>
-              <w:gridCol w:w="1718"/>
-              <w:gridCol w:w="6273"/>
-            </w:tblGrid>
-            <w:tr>
-              <w:tc>
-                <w:tcPr>
-                  <w:tcW w:w="1718" w:type="dxa"/>
-                  <w:shd w:val="clear" w:color="auto" w:fill="D9D9D9" w:themeFill="background1" w:themeFillShade="D9"/>
-                  <w:vAlign w:val="center"/>
-                </w:tcPr>
-                <w:p>
-                  <w:pPr>
-                    <w:spacing w:after="240" w:line="360" w:lineRule="auto"/>
-                    <w:jc w:val="center"/>
-                    <w:rPr>
-                      <w:rFonts w:ascii="Arial" w:hAnsi="Arial" w:cs="Arial"/>
-                      <w:b/>
-                      <w:bCs/>
-                    </w:rPr>
-                  </w:pPr>
-                  <w:r>
-                    <w:rPr>
-                      <w:rFonts w:ascii="Arial" w:hAnsi="Arial" w:cs="Arial"/>
-                      <w:b/>
-                      <w:bCs/>
-                    </w:rPr>
-                    <w:lastRenderedPageBreak/>
-                    <w:t>Prueba</w:t>
-                  </w:r>
-                </w:p>
-              </w:tc>
-              <w:tc>
-                <w:tcPr>
-                  <w:tcW w:w="6273" w:type="dxa"/>
-                  <w:shd w:val="clear" w:color="auto" w:fill="auto"/>
-                  <w:vAlign w:val="center"/>
-                </w:tcPr>
-                <w:p>
-                  <w:pPr>
-                    <w:spacing w:after="240" w:line="360" w:lineRule="auto"/>
-                    <w:jc w:val="center"/>
-                    <w:rPr>
-                      <w:rFonts w:ascii="Arial" w:hAnsi="Arial" w:cs="Arial"/>
-                      <w:b/>
-                      <w:bCs/>
-                    </w:rPr>
-                  </w:pPr>
-                  <w:r>
-                    <w:rPr>
-                      <w:rFonts w:ascii="Arial" w:hAnsi="Arial" w:cs="Arial"/>
-                      <w:b/>
-                      <w:bCs/>
-                    </w:rPr>
-                    <w:t xml:space="preserve">Inicialización </w:t>
-                  </w:r>
-                  <w:r>
-                    <w:rPr>
-                      <w:rFonts w:ascii="Arial" w:hAnsi="Arial" w:cs="Arial"/>
-                      <w:b/>
-                      <w:bCs/>
-                    </w:rPr>
-                    <w:t>base de datos MySQL</w:t>
-                  </w:r>
-                </w:p>
-              </w:tc>
-            </w:tr>
-            <w:tr>
-              <w:tc>
-                <w:tcPr>
-                  <w:tcW w:w="1718" w:type="dxa"/>
-                  <w:shd w:val="clear" w:color="auto" w:fill="D9D9D9" w:themeFill="background1" w:themeFillShade="D9"/>
-                  <w:vAlign w:val="center"/>
-                </w:tcPr>
-                <w:p>
-                  <w:pPr>
-                    <w:spacing w:after="240" w:line="360" w:lineRule="auto"/>
-                    <w:jc w:val="center"/>
-                    <w:rPr>
-                      <w:rFonts w:ascii="Arial" w:hAnsi="Arial" w:cs="Arial"/>
-                      <w:b/>
-                      <w:bCs/>
-                    </w:rPr>
-                  </w:pPr>
-                  <w:r>
-                    <w:rPr>
-                      <w:rFonts w:ascii="Arial" w:hAnsi="Arial" w:cs="Arial"/>
-                      <w:b/>
-                      <w:bCs/>
-                    </w:rPr>
-                    <w:t>Resultado</w:t>
-                  </w:r>
-                </w:p>
-              </w:tc>
-              <w:tc>
-                <w:tcPr>
-                  <w:tcW w:w="6273" w:type="dxa"/>
-                  <w:shd w:val="clear" w:color="auto" w:fill="auto"/>
-                  <w:vAlign w:val="center"/>
-                </w:tcPr>
-                <w:p>
-                  <w:pPr>
-                    <w:spacing w:after="240" w:line="360" w:lineRule="auto"/>
-                    <w:rPr>
-                      <w:noProof/>
-                    </w:rPr>
-                  </w:pPr>
-                  <w:r>
-                    <w:rPr>
-                      <w:noProof/>
-                    </w:rPr>
-                    <w:drawing>
-                      <wp:inline distT="0" distB="0" distL="0" distR="0" wp14:anchorId="651F9012" wp14:editId="434AD463">
-                        <wp:extent cx="3811270" cy="2569296"/>
-                        <wp:effectExtent l="0" t="0" r="0" b="2540"/>
-                        <wp:docPr id="24" name="Imagen 24"/>
-                        <wp:cNvGraphicFramePr>
-                          <a:graphicFrameLocks xmlns:a="http://schemas.openxmlformats.org/drawingml/2006/main" noChangeAspect="1"/>
-                        </wp:cNvGraphicFramePr>
-                        <a:graphic xmlns:a="http://schemas.openxmlformats.org/drawingml/2006/main">
-                          <a:graphicData uri="http://schemas.openxmlformats.org/drawingml/2006/picture">
-                            <pic:pic xmlns:pic="http://schemas.openxmlformats.org/drawingml/2006/picture">
-                              <pic:nvPicPr>
-                                <pic:cNvPr id="1" name=""/>
-                                <pic:cNvPicPr/>
-                              </pic:nvPicPr>
-                              <pic:blipFill>
-                                <a:blip r:embed="rId43"/>
-                                <a:stretch>
-                                  <a:fillRect/>
-                                </a:stretch>
-                              </pic:blipFill>
-                              <pic:spPr>
-                                <a:xfrm>
-                                  <a:off x="0" y="0"/>
-                                  <a:ext cx="3834395" cy="2584886"/>
-                                </a:xfrm>
-                                <a:prstGeom prst="rect">
-                                  <a:avLst/>
-                                </a:prstGeom>
-                              </pic:spPr>
-                            </pic:pic>
-                          </a:graphicData>
-                        </a:graphic>
-                      </wp:inline>
-                    </w:drawing>
-                  </w:r>
-                </w:p>
-              </w:tc>
-            </w:tr>
-          </w:tbl>
-          <w:p>
-            <w:pPr>
-              <w:spacing w:line="360" w:lineRule="auto"/>
-              <w:jc w:val="both"/>
-              <w:rPr>
-                <w:rFonts w:ascii="Arial" w:hAnsi="Arial" w:cs="Arial"/>
-                <w:b/>
-                <w:bCs/>
-              </w:rPr>
-            </w:pPr>
-          </w:p>
-          <w:tbl>
-            <w:tblPr>
-              <w:tblStyle w:val="Tablaconcuadrcula"/>
-              <w:tblW w:w="0" w:type="auto"/>
-              <w:tblInd w:w="0" w:type="dxa"/>
-              <w:tblLook w:val="04A0" w:firstRow="1" w:lastRow="0" w:firstColumn="1" w:lastColumn="0" w:noHBand="0" w:noVBand="1"/>
-            </w:tblPr>
-            <w:tblGrid>
-              <w:gridCol w:w="1718"/>
-              <w:gridCol w:w="6273"/>
-            </w:tblGrid>
-            <w:tr>
-              <w:tc>
-                <w:tcPr>
-                  <w:tcW w:w="1718" w:type="dxa"/>
-                  <w:shd w:val="clear" w:color="auto" w:fill="D9D9D9" w:themeFill="background1" w:themeFillShade="D9"/>
-                  <w:vAlign w:val="center"/>
-                </w:tcPr>
-                <w:p>
-                  <w:pPr>
-                    <w:spacing w:after="240" w:line="360" w:lineRule="auto"/>
-                    <w:jc w:val="center"/>
-                    <w:rPr>
-                      <w:rFonts w:ascii="Arial" w:hAnsi="Arial" w:cs="Arial"/>
-                      <w:b/>
-                      <w:bCs/>
-                    </w:rPr>
-                  </w:pPr>
-                  <w:r>
-                    <w:rPr>
-                      <w:rFonts w:ascii="Arial" w:hAnsi="Arial" w:cs="Arial"/>
-                      <w:b/>
-                      <w:bCs/>
-                    </w:rPr>
-                    <w:t>Prueba</w:t>
-                  </w:r>
-                </w:p>
-              </w:tc>
-              <w:tc>
-                <w:tcPr>
-                  <w:tcW w:w="6273" w:type="dxa"/>
-                  <w:shd w:val="clear" w:color="auto" w:fill="auto"/>
-                  <w:vAlign w:val="center"/>
-                </w:tcPr>
-                <w:p>
-                  <w:pPr>
-                    <w:spacing w:after="240" w:line="360" w:lineRule="auto"/>
-                    <w:jc w:val="center"/>
-                    <w:rPr>
-                      <w:rFonts w:ascii="Arial" w:hAnsi="Arial" w:cs="Arial"/>
-                      <w:b/>
-                      <w:bCs/>
-                    </w:rPr>
-                  </w:pPr>
-                  <w:r>
-                    <w:rPr>
-                      <w:rFonts w:ascii="Arial" w:hAnsi="Arial" w:cs="Arial"/>
-                      <w:b/>
-                      <w:bCs/>
-                    </w:rPr>
                     <w:t>Despliegue de servicios</w:t>
                   </w:r>
                 </w:p>
@@ -6879,7 +6498,7 @@
                                 <pic:cNvPicPr/>
                               </pic:nvPicPr>
                               <pic:blipFill>
-                                <a:blip r:embed="rId44"/>
+                                <a:blip r:embed="rId41"/>
                                 <a:stretch>
                                   <a:fillRect/>
                                 </a:stretch>
@@ -6921,6 +6540,7 @@
                       <w:b/>
                       <w:bCs/>
                     </w:rPr>
+                    <w:lastRenderedPageBreak/>
                     <w:t>Web:</w:t>
                   </w:r>
                 </w:p>
@@ -6939,9 +6559,9 @@
                       <w:noProof/>
                     </w:rPr>
                     <w:drawing>
-                      <wp:inline distT="0" distB="0" distL="0" distR="0" wp14:anchorId="6A7E09BF" wp14:editId="49330DB9">
-                        <wp:extent cx="3758702" cy="2737590"/>
-                        <wp:effectExtent l="0" t="0" r="0" b="5715"/>
+                      <wp:inline distT="0" distB="0" distL="0" distR="0" wp14:anchorId="6A7E09BF" wp14:editId="02811DCF">
+                        <wp:extent cx="3758558" cy="2571230"/>
+                        <wp:effectExtent l="0" t="0" r="0" b="635"/>
                         <wp:docPr id="38" name="Imagen 38"/>
                         <wp:cNvGraphicFramePr>
                           <a:graphicFrameLocks xmlns:a="http://schemas.openxmlformats.org/drawingml/2006/main" noChangeAspect="1"/>
@@ -6953,20 +6573,27 @@
                                 <pic:cNvPr id="1" name=""/>
                                 <pic:cNvPicPr/>
                               </pic:nvPicPr>
-                              <pic:blipFill>
-                                <a:blip r:embed="rId45"/>
-                                <a:stretch>
-                                  <a:fillRect/>
-                                </a:stretch>
+                              <pic:blipFill rotWithShape="1">
+                                <a:blip r:embed="rId42"/>
+                                <a:srcRect t="6073"/>
+                                <a:stretch/>
                               </pic:blipFill>
-                              <pic:spPr>
+                              <pic:spPr bwMode="auto">
                                 <a:xfrm>
                                   <a:off x="0" y="0"/>
-                                  <a:ext cx="3803035" cy="2769879"/>
+                                  <a:ext cx="3803035" cy="2601657"/>
                                 </a:xfrm>
                                 <a:prstGeom prst="rect">
                                   <a:avLst/>
                                 </a:prstGeom>
+                                <a:ln>
+                                  <a:noFill/>
+                                </a:ln>
+                                <a:extLst>
+                                  <a:ext uri="{53640926-AAD7-44D8-BBD7-CCE9431645EC}">
+                                    <a14:shadowObscured xmlns:a14="http://schemas.microsoft.com/office/drawing/2010/main"/>
+                                  </a:ext>
+                                </a:extLst>
                               </pic:spPr>
                             </pic:pic>
                           </a:graphicData>
@@ -6996,7 +6623,6 @@
                       <w:b/>
                       <w:bCs/>
                     </w:rPr>
-                    <w:lastRenderedPageBreak/>
                     <w:t>API:</w:t>
                   </w:r>
                 </w:p>
@@ -7015,9 +6641,9 @@
                       <w:noProof/>
                     </w:rPr>
                     <w:drawing>
-                      <wp:inline distT="0" distB="0" distL="0" distR="0" wp14:anchorId="31376F98" wp14:editId="448A1F2F">
-                        <wp:extent cx="3781016" cy="2417643"/>
-                        <wp:effectExtent l="0" t="0" r="0" b="1905"/>
+                      <wp:inline distT="0" distB="0" distL="0" distR="0" wp14:anchorId="31376F98" wp14:editId="3A9CA942">
+                        <wp:extent cx="3780706" cy="2292754"/>
+                        <wp:effectExtent l="0" t="0" r="0" b="0"/>
                         <wp:docPr id="45" name="Imagen 45"/>
                         <wp:cNvGraphicFramePr>
                           <a:graphicFrameLocks xmlns:a="http://schemas.openxmlformats.org/drawingml/2006/main" noChangeAspect="1"/>
@@ -7029,20 +6655,27 @@
                                 <pic:cNvPr id="1" name=""/>
                                 <pic:cNvPicPr/>
                               </pic:nvPicPr>
-                              <pic:blipFill>
-                                <a:blip r:embed="rId46"/>
-                                <a:stretch>
-                                  <a:fillRect/>
-                                </a:stretch>
+                              <pic:blipFill rotWithShape="1">
+                                <a:blip r:embed="rId43"/>
+                                <a:srcRect t="5158"/>
+                                <a:stretch/>
                               </pic:blipFill>
-                              <pic:spPr>
+                              <pic:spPr bwMode="auto">
                                 <a:xfrm>
                                   <a:off x="0" y="0"/>
-                                  <a:ext cx="3798863" cy="2429055"/>
+                                  <a:ext cx="3798863" cy="2303765"/>
                                 </a:xfrm>
                                 <a:prstGeom prst="rect">
                                   <a:avLst/>
                                 </a:prstGeom>
+                                <a:ln>
+                                  <a:noFill/>
+                                </a:ln>
+                                <a:extLst>
+                                  <a:ext uri="{53640926-AAD7-44D8-BBD7-CCE9431645EC}">
+                                    <a14:shadowObscured xmlns:a14="http://schemas.microsoft.com/office/drawing/2010/main"/>
+                                  </a:ext>
+                                </a:extLst>
                               </pic:spPr>
                             </pic:pic>
                           </a:graphicData>
@@ -7090,9 +6723,9 @@
                       <w:noProof/>
                     </w:rPr>
                     <w:drawing>
-                      <wp:inline distT="0" distB="0" distL="0" distR="0" wp14:anchorId="2B8200D8" wp14:editId="356720A2">
-                        <wp:extent cx="3771900" cy="771525"/>
-                        <wp:effectExtent l="0" t="0" r="0" b="9525"/>
+                      <wp:inline distT="0" distB="0" distL="0" distR="0" wp14:anchorId="2B8200D8" wp14:editId="4946E6A5">
+                        <wp:extent cx="3771900" cy="403390"/>
+                        <wp:effectExtent l="0" t="0" r="0" b="0"/>
                         <wp:docPr id="61" name="Imagen 61"/>
                         <wp:cNvGraphicFramePr>
                           <a:graphicFrameLocks xmlns:a="http://schemas.openxmlformats.org/drawingml/2006/main" noChangeAspect="1"/>
@@ -7104,20 +6737,27 @@
                                 <pic:cNvPr id="1" name=""/>
                                 <pic:cNvPicPr/>
                               </pic:nvPicPr>
-                              <pic:blipFill>
-                                <a:blip r:embed="rId47"/>
-                                <a:stretch>
-                                  <a:fillRect/>
-                                </a:stretch>
+                              <pic:blipFill rotWithShape="1">
+                                <a:blip r:embed="rId44"/>
+                                <a:srcRect t="47715"/>
+                                <a:stretch/>
                               </pic:blipFill>
-                              <pic:spPr>
+                              <pic:spPr bwMode="auto">
                                 <a:xfrm>
                                   <a:off x="0" y="0"/>
-                                  <a:ext cx="3771900" cy="771525"/>
+                                  <a:ext cx="3771900" cy="403390"/>
                                 </a:xfrm>
                                 <a:prstGeom prst="rect">
                                   <a:avLst/>
                                 </a:prstGeom>
+                                <a:ln>
+                                  <a:noFill/>
+                                </a:ln>
+                                <a:extLst>
+                                  <a:ext uri="{53640926-AAD7-44D8-BBD7-CCE9431645EC}">
+                                    <a14:shadowObscured xmlns:a14="http://schemas.microsoft.com/office/drawing/2010/main"/>
+                                  </a:ext>
+                                </a:extLst>
                               </pic:spPr>
                             </pic:pic>
                           </a:graphicData>
@@ -7165,9 +6805,9 @@
                       <w:noProof/>
                     </w:rPr>
                     <w:drawing>
-                      <wp:inline distT="0" distB="0" distL="0" distR="0" wp14:anchorId="05485506" wp14:editId="42F2824C">
-                        <wp:extent cx="3733800" cy="828675"/>
-                        <wp:effectExtent l="0" t="0" r="0" b="9525"/>
+                      <wp:inline distT="0" distB="0" distL="0" distR="0" wp14:anchorId="05485506" wp14:editId="7C3D2F39">
+                        <wp:extent cx="3733800" cy="418976"/>
+                        <wp:effectExtent l="0" t="0" r="0" b="635"/>
                         <wp:docPr id="62" name="Imagen 62"/>
                         <wp:cNvGraphicFramePr>
                           <a:graphicFrameLocks xmlns:a="http://schemas.openxmlformats.org/drawingml/2006/main" noChangeAspect="1"/>
@@ -7179,20 +6819,27 @@
                                 <pic:cNvPr id="1" name=""/>
                                 <pic:cNvPicPr/>
                               </pic:nvPicPr>
-                              <pic:blipFill>
-                                <a:blip r:embed="rId48"/>
-                                <a:stretch>
-                                  <a:fillRect/>
-                                </a:stretch>
+                              <pic:blipFill rotWithShape="1">
+                                <a:blip r:embed="rId45"/>
+                                <a:srcRect t="49440"/>
+                                <a:stretch/>
                               </pic:blipFill>
-                              <pic:spPr>
+                              <pic:spPr bwMode="auto">
                                 <a:xfrm>
                                   <a:off x="0" y="0"/>
-                                  <a:ext cx="3733800" cy="828675"/>
+                                  <a:ext cx="3733800" cy="418976"/>
                                 </a:xfrm>
                                 <a:prstGeom prst="rect">
                                   <a:avLst/>
                                 </a:prstGeom>
+                                <a:ln>
+                                  <a:noFill/>
+                                </a:ln>
+                                <a:extLst>
+                                  <a:ext uri="{53640926-AAD7-44D8-BBD7-CCE9431645EC}">
+                                    <a14:shadowObscured xmlns:a14="http://schemas.microsoft.com/office/drawing/2010/main"/>
+                                  </a:ext>
+                                </a:extLst>
                               </pic:spPr>
                             </pic:pic>
                           </a:graphicData>
@@ -7203,6 +6850,17 @@
                 </w:p>
                 <w:p>
                   <w:pPr>
+                    <w:spacing w:after="240" w:line="360" w:lineRule="auto"/>
+                    <w:jc w:val="center"/>
+                    <w:rPr>
+                      <w:rFonts w:ascii="Arial" w:hAnsi="Arial" w:cs="Arial"/>
+                      <w:b/>
+                      <w:bCs/>
+                    </w:rPr>
+                  </w:pPr>
+                </w:p>
+                <w:p>
+                  <w:pPr>
                     <w:pStyle w:val="Prrafodelista"/>
                     <w:numPr>
                       <w:ilvl w:val="0"/>
@@ -7222,6 +6880,7 @@
                       <w:b/>
                       <w:bCs/>
                     </w:rPr>
+                    <w:lastRenderedPageBreak/>
                     <w:t>Microservicio Codificación:</w:t>
                   </w:r>
                 </w:p>
@@ -7240,9 +6899,9 @@
                       <w:noProof/>
                     </w:rPr>
                     <w:drawing>
-                      <wp:inline distT="0" distB="0" distL="0" distR="0" wp14:anchorId="4738315A" wp14:editId="11A8DEB6">
-                        <wp:extent cx="3724275" cy="809625"/>
-                        <wp:effectExtent l="0" t="0" r="9525" b="9525"/>
+                      <wp:inline distT="0" distB="0" distL="0" distR="0" wp14:anchorId="4738315A" wp14:editId="3D4C410C">
+                        <wp:extent cx="3724275" cy="411802"/>
+                        <wp:effectExtent l="0" t="0" r="0" b="7620"/>
                         <wp:docPr id="63" name="Imagen 63"/>
                         <wp:cNvGraphicFramePr>
                           <a:graphicFrameLocks xmlns:a="http://schemas.openxmlformats.org/drawingml/2006/main" noChangeAspect="1"/>
@@ -7254,20 +6913,27 @@
                                 <pic:cNvPr id="1" name=""/>
                                 <pic:cNvPicPr/>
                               </pic:nvPicPr>
-                              <pic:blipFill>
-                                <a:blip r:embed="rId49"/>
-                                <a:stretch>
-                                  <a:fillRect/>
-                                </a:stretch>
+                              <pic:blipFill rotWithShape="1">
+                                <a:blip r:embed="rId46"/>
+                                <a:srcRect t="49137"/>
+                                <a:stretch/>
                               </pic:blipFill>
-                              <pic:spPr>
+                              <pic:spPr bwMode="auto">
                                 <a:xfrm>
                                   <a:off x="0" y="0"/>
-                                  <a:ext cx="3724275" cy="809625"/>
+                                  <a:ext cx="3724275" cy="411802"/>
                                 </a:xfrm>
                                 <a:prstGeom prst="rect">
                                   <a:avLst/>
                                 </a:prstGeom>
+                                <a:ln>
+                                  <a:noFill/>
+                                </a:ln>
+                                <a:extLst>
+                                  <a:ext uri="{53640926-AAD7-44D8-BBD7-CCE9431645EC}">
+                                    <a14:shadowObscured xmlns:a14="http://schemas.microsoft.com/office/drawing/2010/main"/>
+                                  </a:ext>
+                                </a:extLst>
                               </pic:spPr>
                             </pic:pic>
                           </a:graphicData>
@@ -7315,9 +6981,9 @@
                       <w:noProof/>
                     </w:rPr>
                     <w:drawing>
-                      <wp:inline distT="0" distB="0" distL="0" distR="0" wp14:anchorId="6582FADB" wp14:editId="4E1A53CE">
-                        <wp:extent cx="3744260" cy="741528"/>
-                        <wp:effectExtent l="0" t="0" r="0" b="1905"/>
+                      <wp:inline distT="0" distB="0" distL="0" distR="0" wp14:anchorId="6582FADB" wp14:editId="2C904C5B">
+                        <wp:extent cx="3737719" cy="394970"/>
+                        <wp:effectExtent l="0" t="0" r="0" b="5080"/>
                         <wp:docPr id="64" name="Imagen 64"/>
                         <wp:cNvGraphicFramePr>
                           <a:graphicFrameLocks xmlns:a="http://schemas.openxmlformats.org/drawingml/2006/main" noChangeAspect="1"/>
@@ -7329,20 +6995,27 @@
                                 <pic:cNvPr id="1" name=""/>
                                 <pic:cNvPicPr/>
                               </pic:nvPicPr>
-                              <pic:blipFill>
-                                <a:blip r:embed="rId50"/>
-                                <a:stretch>
-                                  <a:fillRect/>
-                                </a:stretch>
+                              <pic:blipFill rotWithShape="1">
+                                <a:blip r:embed="rId47"/>
+                                <a:srcRect t="46643"/>
+                                <a:stretch/>
                               </pic:blipFill>
-                              <pic:spPr>
+                              <pic:spPr bwMode="auto">
                                 <a:xfrm>
                                   <a:off x="0" y="0"/>
-                                  <a:ext cx="3753572" cy="743372"/>
+                                  <a:ext cx="3753572" cy="396645"/>
                                 </a:xfrm>
                                 <a:prstGeom prst="rect">
                                   <a:avLst/>
                                 </a:prstGeom>
+                                <a:ln>
+                                  <a:noFill/>
+                                </a:ln>
+                                <a:extLst>
+                                  <a:ext uri="{53640926-AAD7-44D8-BBD7-CCE9431645EC}">
+                                    <a14:shadowObscured xmlns:a14="http://schemas.microsoft.com/office/drawing/2010/main"/>
+                                  </a:ext>
+                                </a:extLst>
                               </pic:spPr>
                             </pic:pic>
                           </a:graphicData>
@@ -7372,7 +7045,6 @@
                       <w:b/>
                       <w:bCs/>
                     </w:rPr>
-                    <w:lastRenderedPageBreak/>
                     <w:t>Microservicio Correo:</w:t>
                   </w:r>
                 </w:p>
@@ -7391,9 +7063,9 @@
                       <w:noProof/>
                     </w:rPr>
                     <w:drawing>
-                      <wp:inline distT="0" distB="0" distL="0" distR="0" wp14:anchorId="64EF0D99" wp14:editId="368877E3">
-                        <wp:extent cx="3663210" cy="738109"/>
-                        <wp:effectExtent l="0" t="0" r="0" b="5080"/>
+                      <wp:inline distT="0" distB="0" distL="0" distR="0" wp14:anchorId="64EF0D99" wp14:editId="59963CC0">
+                        <wp:extent cx="3662022" cy="411298"/>
+                        <wp:effectExtent l="0" t="0" r="0" b="8255"/>
                         <wp:docPr id="60" name="Imagen 60"/>
                         <wp:cNvGraphicFramePr>
                           <a:graphicFrameLocks xmlns:a="http://schemas.openxmlformats.org/drawingml/2006/main" noChangeAspect="1"/>
@@ -7405,20 +7077,27 @@
                                 <pic:cNvPr id="1" name=""/>
                                 <pic:cNvPicPr/>
                               </pic:nvPicPr>
-                              <pic:blipFill>
-                                <a:blip r:embed="rId51"/>
-                                <a:stretch>
-                                  <a:fillRect/>
-                                </a:stretch>
+                              <pic:blipFill rotWithShape="1">
+                                <a:blip r:embed="rId48"/>
+                                <a:srcRect t="44259"/>
+                                <a:stretch/>
                               </pic:blipFill>
-                              <pic:spPr>
+                              <pic:spPr bwMode="auto">
                                 <a:xfrm>
                                   <a:off x="0" y="0"/>
-                                  <a:ext cx="3734149" cy="752403"/>
+                                  <a:ext cx="3734149" cy="419399"/>
                                 </a:xfrm>
                                 <a:prstGeom prst="rect">
                                   <a:avLst/>
                                 </a:prstGeom>
+                                <a:ln>
+                                  <a:noFill/>
+                                </a:ln>
+                                <a:extLst>
+                                  <a:ext uri="{53640926-AAD7-44D8-BBD7-CCE9431645EC}">
+                                    <a14:shadowObscured xmlns:a14="http://schemas.microsoft.com/office/drawing/2010/main"/>
+                                  </a:ext>
+                                </a:extLst>
                               </pic:spPr>
                             </pic:pic>
                           </a:graphicData>
